--- a/lessons/7-1-flagship/downloads/7-1-flagship-notes-teacher.docx
+++ b/lessons/7-1-flagship/downloads/7-1-flagship-notes-teacher.docx
@@ -14,7 +14,7 @@
           <w:sz w:val="18"/>
           <w:szCs w:val="18"/>
         </w:rPr>
-        <w:t xml:space="preserve">UNIT 7  ·  LESSON 1      STANDARD 6.EE.6</w:t>
+        <w:t xml:space="preserve">UNIT 7  ·  LESSON 1      STANDARD 6.AT.8</w:t>
       </w:r>
     </w:p>
     <w:p>
@@ -2179,6 +2179,32 @@
     </w:p>
     <w:p>
       <w:pPr>
+        <w:pStyle w:val="Heading2"/>
+        <w:spacing w:after="80" w:before="180"/>
+      </w:pPr>
+      <w:r>
+        <w:rPr>
+          <w:b/>
+          <w:bCs/>
+          <w:color w:val="12355B"/>
+          <w:sz w:val="24"/>
+          <w:szCs w:val="24"/>
+        </w:rPr>
+        <w:t xml:space="preserve">Level 1 Support</w:t>
+      </w:r>
+      <w:r>
+        <w:rPr>
+          <w:i/>
+          <w:iCs/>
+          <w:color w:val="1FA6A2"/>
+          <w:sz w:val="19"/>
+          <w:szCs w:val="19"/>
+        </w:rPr>
+        <w:t xml:space="preserve">   extra scaffolding</w:t>
+      </w:r>
+    </w:p>
+    <w:p>
+      <w:pPr>
         <w:keepNext/>
         <w:spacing w:after="60" w:before="160"/>
       </w:pPr>
@@ -2439,6 +2465,32 @@
     </w:tbl>
     <w:p>
       <w:pPr>
+        <w:pStyle w:val="Heading2"/>
+        <w:spacing w:after="80" w:before="180"/>
+      </w:pPr>
+      <w:r>
+        <w:rPr>
+          <w:b/>
+          <w:bCs/>
+          <w:color w:val="12355B"/>
+          <w:sz w:val="24"/>
+          <w:szCs w:val="24"/>
+        </w:rPr>
+        <w:t xml:space="preserve">On Level</w:t>
+      </w:r>
+      <w:r>
+        <w:rPr>
+          <w:i/>
+          <w:iCs/>
+          <w:color w:val="12355B"/>
+          <w:sz w:val="19"/>
+          <w:szCs w:val="19"/>
+        </w:rPr>
+        <w:t xml:space="preserve">   grade-level practice</w:t>
+      </w:r>
+    </w:p>
+    <w:p>
+      <w:pPr>
         <w:keepNext/>
         <w:spacing w:after="60" w:before="160"/>
       </w:pPr>
@@ -2569,136 +2621,6 @@
     </w:tbl>
     <w:p>
       <w:pPr>
-        <w:keepNext/>
-        <w:spacing w:after="60" w:before="160"/>
-      </w:pPr>
-      <w:r>
-        <w:rPr>
-          <w:b/>
-          <w:bCs/>
-          <w:color w:val="12355B"/>
-          <w:sz w:val="22"/>
-          <w:szCs w:val="22"/>
-        </w:rPr>
-        <w:t xml:space="preserve">4.  </w:t>
-      </w:r>
-      <w:r>
-        <w:rPr>
-          <w:b/>
-          <w:bCs/>
-          <w:sz w:val="21"/>
-          <w:szCs w:val="21"/>
-        </w:rPr>
-        <w:t xml:space="preserve">Witness statement: 'The number of suspects, plus 7 more, is 22.' Which equation models this clue?</w:t>
-      </w:r>
-    </w:p>
-    <w:p>
-      <w:pPr>
-        <w:spacing w:after="40"/>
-        <w:ind w:left="420"/>
-      </w:pPr>
-      <w:r>
-        <w:rPr>
-          <w:sz w:val="20"/>
-          <w:szCs w:val="20"/>
-        </w:rPr>
-        <w:t xml:space="preserve">A)  s + 7 = 22</w:t>
-      </w:r>
-    </w:p>
-    <w:p>
-      <w:pPr>
-        <w:spacing w:after="40"/>
-        <w:ind w:left="420"/>
-      </w:pPr>
-      <w:r>
-        <w:rPr>
-          <w:sz w:val="20"/>
-          <w:szCs w:val="20"/>
-        </w:rPr>
-        <w:t xml:space="preserve">B)  s − 7 = 22</w:t>
-      </w:r>
-    </w:p>
-    <w:p>
-      <w:pPr>
-        <w:spacing w:after="40"/>
-        <w:ind w:left="420"/>
-      </w:pPr>
-      <w:r>
-        <w:rPr>
-          <w:sz w:val="20"/>
-          <w:szCs w:val="20"/>
-        </w:rPr>
-        <w:t xml:space="preserve">C)  7s = 22</w:t>
-      </w:r>
-    </w:p>
-    <w:p>
-      <w:pPr>
-        <w:spacing w:after="40"/>
-        <w:ind w:left="420"/>
-      </w:pPr>
-      <w:r>
-        <w:rPr>
-          <w:sz w:val="20"/>
-          <w:szCs w:val="20"/>
-        </w:rPr>
-        <w:t xml:space="preserve">D)  s / 7 = 22</w:t>
-      </w:r>
-    </w:p>
-    <w:p>
-      <w:pPr>
-        <w:spacing w:after="20"/>
-      </w:pPr>
-      <w:r>
-        <w:t xml:space="preserve"/>
-      </w:r>
-    </w:p>
-    <w:tbl>
-      <w:tblPr>
-        <w:tblW w:type="pct" w:w="100%"/>
-        <w:tblBorders>
-          <w:top w:val="single" w:color="C7D2DD" w:sz="6"/>
-          <w:left w:val="single" w:color="C7D2DD" w:sz="6"/>
-          <w:bottom w:val="single" w:color="C7D2DD" w:sz="6"/>
-          <w:right w:val="single" w:color="C7D2DD" w:sz="6"/>
-          <w:insideH w:val="single" w:color="auto" w:sz="4"/>
-          <w:insideV w:val="single" w:color="auto" w:sz="4"/>
-        </w:tblBorders>
-      </w:tblPr>
-      <w:tblGrid>
-        <w:gridCol w:w="100"/>
-      </w:tblGrid>
-      <w:tr>
-        <w:tc>
-          <w:tcPr>
-            <w:shd w:fill="FBF3E2" w:color="auto" w:val="clear"/>
-            <w:tcMar>
-              <w:top w:type="dxa" w:w="60"/>
-              <w:left w:type="dxa" w:w="120"/>
-              <w:bottom w:type="dxa" w:w="60"/>
-              <w:right w:type="dxa" w:w="120"/>
-            </w:tcMar>
-          </w:tcPr>
-          <w:p>
-            <w:pPr>
-              <w:spacing w:after="0" w:line="320"/>
-            </w:pPr>
-            <w:r>
-              <w:t xml:space="preserve"/>
-            </w:r>
-          </w:p>
-          <w:p>
-            <w:pPr>
-              <w:spacing w:after="0" w:line="320"/>
-            </w:pPr>
-            <w:r>
-              <w:t xml:space="preserve"/>
-            </w:r>
-          </w:p>
-        </w:tc>
-      </w:tr>
-    </w:tbl>
-    <w:p>
-      <w:pPr>
         <w:pStyle w:val="Heading1"/>
         <w:pageBreakBefore/>
         <w:pBdr>
@@ -3025,23 +2947,17 @@
     </w:p>
     <w:p>
       <w:pPr>
-        <w:spacing w:after="80"/>
-      </w:pPr>
-      <w:r>
-        <w:rPr>
-          <w:b/>
-          <w:bCs/>
-          <w:sz w:val="21"/>
-          <w:szCs w:val="21"/>
-        </w:rPr>
-        <w:t xml:space="preserve">1.  </w:t>
-      </w:r>
-      <w:r>
-        <w:rPr>
-          <w:sz w:val="21"/>
-          <w:szCs w:val="21"/>
-        </w:rPr>
-        <w:t xml:space="preserve">A)  3n = 21</w:t>
+        <w:spacing w:after="100"/>
+      </w:pPr>
+      <w:r>
+        <w:rPr>
+          <w:b/>
+          <w:bCs/>
+          <w:color w:val="B97A12"/>
+          <w:sz w:val="20"/>
+          <w:szCs w:val="20"/>
+        </w:rPr>
+        <w:t xml:space="preserve">Watch for this mistake:  </w:t>
       </w:r>
       <w:r>
         <w:rPr>
@@ -3051,7 +2967,23 @@
           <w:sz w:val="19"/>
           <w:szCs w:val="19"/>
         </w:rPr>
-        <w:t xml:space="preserve">  — 'Three times' means multiply by 3, so the equation is 3n = 21.</w:t>
+        <w:t xml:space="preserve">A common mistake in Write Equations is reversing the order in 'less than' and 'fewer than' clues — writing 7 − n = 18 instead of n − 7 = 18 for 'seven less than a number is 18.' These phrases flip the words, but you still start with the unknown number and subtract from it. Before you submit, plug in your answer to check: for n − 7 = 18, n = 25 works because 25 − 7 = 18 ✓, but 7 − 25 = −18 ✗ shows the reversed equation is wrong.</w:t>
+      </w:r>
+    </w:p>
+    <w:p>
+      <w:pPr>
+        <w:pStyle w:val="Heading2"/>
+        <w:spacing w:after="80" w:before="180"/>
+      </w:pPr>
+      <w:r>
+        <w:rPr>
+          <w:b/>
+          <w:bCs/>
+          <w:color w:val="12355B"/>
+          <w:sz w:val="24"/>
+          <w:szCs w:val="24"/>
+        </w:rPr>
+        <w:t xml:space="preserve">Level 1 Support</w:t>
       </w:r>
     </w:p>
     <w:p>
@@ -3065,14 +2997,14 @@
           <w:sz w:val="21"/>
           <w:szCs w:val="21"/>
         </w:rPr>
-        <w:t xml:space="preserve">2.  </w:t>
-      </w:r>
-      <w:r>
-        <w:rPr>
-          <w:sz w:val="21"/>
-          <w:szCs w:val="21"/>
-        </w:rPr>
-        <w:t xml:space="preserve">A)  n / 4 = 8</w:t>
+        <w:t xml:space="preserve">1.  </w:t>
+      </w:r>
+      <w:r>
+        <w:rPr>
+          <w:sz w:val="21"/>
+          <w:szCs w:val="21"/>
+        </w:rPr>
+        <w:t xml:space="preserve">A)  3n = 21</w:t>
       </w:r>
       <w:r>
         <w:rPr>
@@ -3082,7 +3014,7 @@
           <w:sz w:val="19"/>
           <w:szCs w:val="19"/>
         </w:rPr>
-        <w:t xml:space="preserve">  — 'Divided by 4' means division: n / 4 = 8.</w:t>
+        <w:t xml:space="preserve">  — 'Three times' means multiply by 3, so the equation is 3n = 21.</w:t>
       </w:r>
     </w:p>
     <w:p>
@@ -3096,14 +3028,14 @@
           <w:sz w:val="21"/>
           <w:szCs w:val="21"/>
         </w:rPr>
-        <w:t xml:space="preserve">3.  </w:t>
-      </w:r>
-      <w:r>
-        <w:rPr>
-          <w:sz w:val="21"/>
-          <w:szCs w:val="21"/>
-        </w:rPr>
-        <w:t xml:space="preserve">A)  f + 14 = 30</w:t>
+        <w:t xml:space="preserve">2.  </w:t>
+      </w:r>
+      <w:r>
+        <w:rPr>
+          <w:sz w:val="21"/>
+          <w:szCs w:val="21"/>
+        </w:rPr>
+        <w:t xml:space="preserve">A)  n / 4 = 8</w:t>
       </w:r>
       <w:r>
         <w:rPr>
@@ -3113,7 +3045,23 @@
           <w:sz w:val="19"/>
           <w:szCs w:val="19"/>
         </w:rPr>
-        <w:t xml:space="preserve">  — The detective's Monday fingerprints (f) plus 14 more equals 30: f + 14 = 30.</w:t>
+        <w:t xml:space="preserve">  — 'Divided by 4' means division: n / 4 = 8.</w:t>
+      </w:r>
+    </w:p>
+    <w:p>
+      <w:pPr>
+        <w:pStyle w:val="Heading2"/>
+        <w:spacing w:after="80" w:before="180"/>
+      </w:pPr>
+      <w:r>
+        <w:rPr>
+          <w:b/>
+          <w:bCs/>
+          <w:color w:val="12355B"/>
+          <w:sz w:val="24"/>
+          <w:szCs w:val="24"/>
+        </w:rPr>
+        <w:t xml:space="preserve">On Level</w:t>
       </w:r>
     </w:p>
     <w:p>
@@ -3127,14 +3075,14 @@
           <w:sz w:val="21"/>
           <w:szCs w:val="21"/>
         </w:rPr>
-        <w:t xml:space="preserve">4.  </w:t>
-      </w:r>
-      <w:r>
-        <w:rPr>
-          <w:sz w:val="21"/>
-          <w:szCs w:val="21"/>
-        </w:rPr>
-        <w:t xml:space="preserve">A)  s + 7 = 22</w:t>
+        <w:t xml:space="preserve">3.  </w:t>
+      </w:r>
+      <w:r>
+        <w:rPr>
+          <w:sz w:val="21"/>
+          <w:szCs w:val="21"/>
+        </w:rPr>
+        <w:t xml:space="preserve">A)  f + 14 = 30</w:t>
       </w:r>
       <w:r>
         <w:rPr>
@@ -3144,7 +3092,7 @@
           <w:sz w:val="19"/>
           <w:szCs w:val="19"/>
         </w:rPr>
-        <w:t xml:space="preserve">  — Let s be the number of suspects. 'Plus 7 more' means + 7 and 'is 22' means = 22, so s + 7 = 22.</w:t>
+        <w:t xml:space="preserve">  — The detective's Monday fingerprints (f) plus 14 more equals 30: f + 14 = 30.</w:t>
       </w:r>
     </w:p>
     <w:p>

--- a/lessons/7-1-flagship/downloads/7-1-flagship-notes-teacher.docx
+++ b/lessons/7-1-flagship/downloads/7-1-flagship-notes-teacher.docx
@@ -1071,7 +1071,22 @@
           <w:sz w:val="30"/>
           <w:szCs w:val="30"/>
         </w:rPr>
-        <w:t xml:space="preserve">Worked Example</w:t>
+        <w:t xml:space="preserve">Write About the Math</w:t>
+      </w:r>
+    </w:p>
+    <w:p>
+      <w:pPr>
+        <w:spacing w:after="100"/>
+      </w:pPr>
+      <w:r>
+        <w:rPr>
+          <w:i/>
+          <w:iCs/>
+          <w:color w:val="5F6F80"/>
+          <w:sz w:val="19"/>
+          <w:szCs w:val="19"/>
+        </w:rPr>
+        <w:t xml:space="preserve">Use the support level you need. Every level answers the same math question.</w:t>
       </w:r>
     </w:p>
     <w:p>
@@ -1087,17 +1102,17 @@
           <w:sz w:val="24"/>
           <w:szCs w:val="24"/>
         </w:rPr>
-        <w:t xml:space="preserve">Watch &amp; Read</w:t>
-      </w:r>
-      <w:r>
-        <w:rPr>
-          <w:i/>
-          <w:iCs/>
-          <w:color w:val="1FA6A2"/>
-          <w:sz w:val="19"/>
-          <w:szCs w:val="19"/>
-        </w:rPr>
-        <w:t xml:space="preserve">   I Do — follow along with your teacher</w:t>
+        <w:t xml:space="preserve">1. Understand the Question</w:t>
+      </w:r>
+      <w:r>
+        <w:rPr>
+          <w:i/>
+          <w:iCs/>
+          <w:color w:val="B97A12"/>
+          <w:sz w:val="19"/>
+          <w:szCs w:val="19"/>
+        </w:rPr>
+        <w:t xml:space="preserve">   explain</w:t>
       </w:r>
     </w:p>
     <w:tbl>
@@ -1132,25 +1147,317 @@
             </w:pPr>
             <w:r>
               <w:rPr>
+                <w:color w:val="1A2733"/>
+                <w:sz w:val="21"/>
+                <w:szCs w:val="21"/>
+              </w:rPr>
+              <w:t xml:space="preserve">On the balance scale you put n + 8 on one side and 20 on the other. How did you decide what belongs on each side of the equal sign?</w:t>
+            </w:r>
+          </w:p>
+          <w:p>
+            <w:pPr>
+              <w:spacing w:after="0"/>
+            </w:pPr>
+            <w:r>
+              <w:rPr>
                 <w:b/>
                 <w:bCs/>
                 <w:color w:val="12355B"/>
-                <w:sz w:val="22"/>
-                <w:szCs w:val="22"/>
+                <w:sz w:val="20"/>
+                <w:szCs w:val="20"/>
               </w:rPr>
-              <w:t xml:space="preserve">Case File: Translate the Clues</w:t>
-            </w:r>
-          </w:p>
-          <w:p>
-            <w:pPr>
-              <w:spacing w:after="0"/>
-            </w:pPr>
+              <w:t xml:space="preserve">Your job:  </w:t>
+            </w:r>
             <w:r>
               <w:rPr>
+                <w:sz w:val="20"/>
+                <w:szCs w:val="20"/>
+              </w:rPr>
+              <w:t xml:space="preserve">Answer the question. Use math evidence. Explain how the evidence proves your answer.</w:t>
+            </w:r>
+            <w:r>
+              <w:rPr>
+                <w:i/>
+                <w:iCs/>
+                <w:color w:val="5F6F80"/>
+                <w:sz w:val="18"/>
+                <w:szCs w:val="18"/>
+              </w:rPr>
+              <w:br/>
+              <w:t xml:space="preserve">Responde la pregunta. Usa evidencia matemática. Explica cómo la evidencia demuestra tu respuesta.</w:t>
+            </w:r>
+          </w:p>
+        </w:tc>
+      </w:tr>
+    </w:tbl>
+    <w:p>
+      <w:pPr>
+        <w:pStyle w:val="Heading2"/>
+        <w:spacing w:after="80" w:before="180"/>
+      </w:pPr>
+      <w:r>
+        <w:rPr>
+          <w:b/>
+          <w:bCs/>
+          <w:color w:val="12355B"/>
+          <w:sz w:val="24"/>
+          <w:szCs w:val="24"/>
+        </w:rPr>
+        <w:t xml:space="preserve">2. Plan Your Math Words</w:t>
+      </w:r>
+      <w:r>
+        <w:rPr>
+          <w:i/>
+          <w:iCs/>
+          <w:color w:val="1FA6A2"/>
+          <w:sz w:val="19"/>
+          <w:szCs w:val="19"/>
+        </w:rPr>
+        <w:t xml:space="preserve">   check at least two</w:t>
+      </w:r>
+    </w:p>
+    <w:p>
+      <w:pPr>
+        <w:spacing w:after="60"/>
+      </w:pPr>
+      <w:r>
+        <w:rPr>
+          <w:b/>
+          <w:bCs/>
+          <w:color w:val="1FA6A2"/>
+          <w:sz w:val="22"/>
+          <w:szCs w:val="22"/>
+        </w:rPr>
+        <w:t xml:space="preserve">☐  </w:t>
+      </w:r>
+      <w:r>
+        <w:rPr>
+          <w:b/>
+          <w:bCs/>
+          <w:color w:val="12355B"/>
+          <w:sz w:val="20"/>
+          <w:szCs w:val="20"/>
+        </w:rPr>
+        <w:t xml:space="preserve">Equation — </w:t>
+      </w:r>
+      <w:r>
+        <w:rPr>
+          <w:sz w:val="20"/>
+          <w:szCs w:val="20"/>
+        </w:rPr>
+        <w:t xml:space="preserve">A math sentence with an equal sign showing both sides are the same.</w:t>
+      </w:r>
+      <w:r>
+        <w:rPr>
+          <w:i/>
+          <w:iCs/>
+          <w:color w:val="5F6F80"/>
+          <w:sz w:val="18"/>
+          <w:szCs w:val="18"/>
+        </w:rPr>
+        <w:br/>
+        <w:t xml:space="preserve">Ecuación — Una oración matemática con un signo igual que muestra que ambos lados son iguales.</w:t>
+      </w:r>
+    </w:p>
+    <w:p>
+      <w:pPr>
+        <w:spacing w:after="60"/>
+      </w:pPr>
+      <w:r>
+        <w:rPr>
+          <w:b/>
+          <w:bCs/>
+          <w:color w:val="1FA6A2"/>
+          <w:sz w:val="22"/>
+          <w:szCs w:val="22"/>
+        </w:rPr>
+        <w:t xml:space="preserve">☐  </w:t>
+      </w:r>
+      <w:r>
+        <w:rPr>
+          <w:b/>
+          <w:bCs/>
+          <w:color w:val="12355B"/>
+          <w:sz w:val="20"/>
+          <w:szCs w:val="20"/>
+        </w:rPr>
+        <w:t xml:space="preserve">Variable — </w:t>
+      </w:r>
+      <w:r>
+        <w:rPr>
+          <w:sz w:val="20"/>
+          <w:szCs w:val="20"/>
+        </w:rPr>
+        <w:t xml:space="preserve">A letter that stands for an unknown number.</w:t>
+      </w:r>
+      <w:r>
+        <w:rPr>
+          <w:i/>
+          <w:iCs/>
+          <w:color w:val="5F6F80"/>
+          <w:sz w:val="18"/>
+          <w:szCs w:val="18"/>
+        </w:rPr>
+        <w:br/>
+        <w:t xml:space="preserve">Variable — Una letra que representa un número desconocido.</w:t>
+      </w:r>
+    </w:p>
+    <w:p>
+      <w:pPr>
+        <w:spacing w:after="60"/>
+      </w:pPr>
+      <w:r>
+        <w:rPr>
+          <w:b/>
+          <w:bCs/>
+          <w:color w:val="1FA6A2"/>
+          <w:sz w:val="22"/>
+          <w:szCs w:val="22"/>
+        </w:rPr>
+        <w:t xml:space="preserve">☐  </w:t>
+      </w:r>
+      <w:r>
+        <w:rPr>
+          <w:b/>
+          <w:bCs/>
+          <w:color w:val="12355B"/>
+          <w:sz w:val="20"/>
+          <w:szCs w:val="20"/>
+        </w:rPr>
+        <w:t xml:space="preserve">Equal sign — </w:t>
+      </w:r>
+      <w:r>
+        <w:rPr>
+          <w:sz w:val="20"/>
+          <w:szCs w:val="20"/>
+        </w:rPr>
+        <w:t xml:space="preserve">The = sign, showing both sides are the same.</w:t>
+      </w:r>
+      <w:r>
+        <w:rPr>
+          <w:i/>
+          <w:iCs/>
+          <w:color w:val="5F6F80"/>
+          <w:sz w:val="18"/>
+          <w:szCs w:val="18"/>
+        </w:rPr>
+        <w:br/>
+        <w:t xml:space="preserve">Signo igual — El signo =, que muestra que ambos lados son iguales.</w:t>
+      </w:r>
+    </w:p>
+    <w:p>
+      <w:pPr>
+        <w:spacing w:after="60"/>
+      </w:pPr>
+      <w:r>
+        <w:rPr>
+          <w:b/>
+          <w:bCs/>
+          <w:color w:val="1FA6A2"/>
+          <w:sz w:val="22"/>
+          <w:szCs w:val="22"/>
+        </w:rPr>
+        <w:t xml:space="preserve">☐  </w:t>
+      </w:r>
+      <w:r>
+        <w:rPr>
+          <w:b/>
+          <w:bCs/>
+          <w:color w:val="12355B"/>
+          <w:sz w:val="20"/>
+          <w:szCs w:val="20"/>
+        </w:rPr>
+        <w:t xml:space="preserve">Expression — </w:t>
+      </w:r>
+      <w:r>
+        <w:rPr>
+          <w:sz w:val="20"/>
+          <w:szCs w:val="20"/>
+        </w:rPr>
+        <w:t xml:space="preserve">A math phrase with numbers and letters, but no equal sign.</w:t>
+      </w:r>
+      <w:r>
+        <w:rPr>
+          <w:i/>
+          <w:iCs/>
+          <w:color w:val="5F6F80"/>
+          <w:sz w:val="18"/>
+          <w:szCs w:val="18"/>
+        </w:rPr>
+        <w:br/>
+        <w:t xml:space="preserve">Expresión — Una frase matemática con números y letras, pero sin signo igual.</w:t>
+      </w:r>
+    </w:p>
+    <w:tbl>
+      <w:tblPr>
+        <w:tblW w:type="pct" w:w="100%"/>
+        <w:tblBorders>
+          <w:top w:val="single" w:color="1FA6A2" w:sz="8"/>
+          <w:left w:val="single" w:color="1FA6A2" w:sz="8"/>
+          <w:bottom w:val="single" w:color="1FA6A2" w:sz="8"/>
+          <w:right w:val="single" w:color="1FA6A2" w:sz="8"/>
+          <w:insideH w:val="single" w:color="auto" w:sz="4"/>
+          <w:insideV w:val="single" w:color="auto" w:sz="4"/>
+        </w:tblBorders>
+      </w:tblPr>
+      <w:tblGrid>
+        <w:gridCol w:w="100"/>
+      </w:tblGrid>
+      <w:tr>
+        <w:tc>
+          <w:tcPr>
+            <w:shd w:fill="F7FFFD" w:color="auto" w:val="clear"/>
+            <w:tcMar>
+              <w:top w:type="dxa" w:w="120"/>
+              <w:left w:type="dxa" w:w="180"/>
+              <w:bottom w:type="dxa" w:w="120"/>
+              <w:right w:type="dxa" w:w="180"/>
+            </w:tcMar>
+          </w:tcPr>
+          <w:p>
+            <w:pPr>
+              <w:spacing w:after="50"/>
+            </w:pPr>
+            <w:r>
+              <w:rPr>
+                <w:b/>
+                <w:bCs/>
+                <w:color w:val="1FA6A2"/>
+                <w:sz w:val="20"/>
+                <w:szCs w:val="20"/>
+              </w:rPr>
+              <w:t xml:space="preserve">Say it first:  </w:t>
+            </w:r>
+            <w:r>
+              <w:rPr>
+                <w:sz w:val="20"/>
+                <w:szCs w:val="20"/>
+              </w:rPr>
+              <w:t xml:space="preserve">Say your idea to a partner or quietly to yourself before you write.</w:t>
+            </w:r>
+          </w:p>
+          <w:p>
+            <w:pPr>
+              <w:spacing w:after="60"/>
+            </w:pPr>
+            <w:r>
+              <w:rPr>
+                <w:color w:val="1A2733"/>
                 <w:sz w:val="21"/>
                 <w:szCs w:val="21"/>
               </w:rPr>
-              <w:t xml:space="preserve">Detective Ruiz received a tip: 'A number of stolen gems plus 8 more equals 20 total gems.' She needs to write an equation to represent this clue before she can solve the case. How would you write this situation as an equation?</w:t>
+              <w:t xml:space="preserve">I put ___ on the left side because ___.</w:t>
+            </w:r>
+            <w:r>
+              <w:rPr>
+                <w:i/>
+                <w:iCs/>
+                <w:color w:val="5F6F80"/>
+                <w:sz w:val="19"/>
+                <w:szCs w:val="19"/>
+              </w:rPr>
+              <w:br/>
+              <w:t xml:space="preserve">Puse ___ en el lado izquierdo porque ___.</w:t>
             </w:r>
           </w:p>
         </w:tc>
@@ -1158,94 +1465,6 @@
     </w:tbl>
     <w:p>
       <w:pPr>
-        <w:spacing w:after="80"/>
-      </w:pPr>
-      <w:r>
-        <w:t xml:space="preserve"/>
-      </w:r>
-    </w:p>
-    <w:p>
-      <w:pPr>
-        <w:spacing w:after="50" w:before="60"/>
-      </w:pPr>
-      <w:r>
-        <w:rPr>
-          <w:b/>
-          <w:bCs/>
-          <w:color w:val="12355B"/>
-          <w:sz w:val="21"/>
-          <w:szCs w:val="21"/>
-        </w:rPr>
-        <w:t xml:space="preserve">Think about:</w:t>
-      </w:r>
-    </w:p>
-    <w:p>
-      <w:pPr>
-        <w:spacing w:after="40"/>
-        <w:ind w:left="300"/>
-      </w:pPr>
-      <w:r>
-        <w:rPr>
-          <w:sz w:val="20"/>
-          <w:szCs w:val="20"/>
-        </w:rPr>
-        <w:t xml:space="preserve">•  What quantity is unknown in this situation?</w:t>
-      </w:r>
-    </w:p>
-    <w:p>
-      <w:pPr>
-        <w:spacing w:after="40"/>
-        <w:ind w:left="300"/>
-      </w:pPr>
-      <w:r>
-        <w:rPr>
-          <w:sz w:val="20"/>
-          <w:szCs w:val="20"/>
-        </w:rPr>
-        <w:t xml:space="preserve">•  What does 'plus 8 more' tell you about the operation?</w:t>
-      </w:r>
-    </w:p>
-    <w:p>
-      <w:pPr>
-        <w:spacing w:after="40"/>
-        <w:ind w:left="300"/>
-      </w:pPr>
-      <w:r>
-        <w:rPr>
-          <w:sz w:val="20"/>
-          <w:szCs w:val="20"/>
-        </w:rPr>
-        <w:t xml:space="preserve">•  What does 'equals 20 total' tell you?</w:t>
-      </w:r>
-    </w:p>
-    <w:p>
-      <w:pPr>
-        <w:spacing w:after="40"/>
-        <w:ind w:left="300"/>
-      </w:pPr>
-      <w:r>
-        <w:rPr>
-          <w:sz w:val="20"/>
-          <w:szCs w:val="20"/>
-        </w:rPr>
-        <w:t xml:space="preserve">•  What if the clue said 'twice a number equals 20' instead?</w:t>
-      </w:r>
-    </w:p>
-    <w:p>
-      <w:pPr>
-        <w:spacing w:after="40"/>
-        <w:ind w:left="300"/>
-      </w:pPr>
-      <w:r>
-        <w:rPr>
-          <w:sz w:val="20"/>
-          <w:szCs w:val="20"/>
-        </w:rPr>
-        <w:t xml:space="preserve">•  Could you use a different variable letter and still have the same equation?</w:t>
-      </w:r>
-    </w:p>
-    <w:p>
-      <w:pPr>
         <w:pStyle w:val="Heading2"/>
         <w:spacing w:after="80" w:before="180"/>
       </w:pPr>
@@ -1257,348 +1476,17 @@
           <w:sz w:val="24"/>
           <w:szCs w:val="24"/>
         </w:rPr>
-        <w:t xml:space="preserve">Solved Example</w:t>
-      </w:r>
-      <w:r>
-        <w:rPr>
-          <w:i/>
-          <w:iCs/>
-          <w:color w:val="1FA6A2"/>
-          <w:sz w:val="19"/>
-          <w:szCs w:val="19"/>
-        </w:rPr>
-        <w:t xml:space="preserve">   I Do — watch each step</w:t>
-      </w:r>
-    </w:p>
-    <w:p>
-      <w:pPr>
-        <w:keepNext/>
-        <w:spacing w:after="40"/>
-      </w:pPr>
-      <w:r>
-        <w:rPr>
-          <w:b/>
-          <w:bCs/>
-          <w:color w:val="12355B"/>
-          <w:sz w:val="21"/>
-          <w:szCs w:val="21"/>
-        </w:rPr>
-        <w:t xml:space="preserve">Problem:  </w:t>
-      </w:r>
-      <w:r>
-        <w:rPr>
-          <w:sz w:val="21"/>
-          <w:szCs w:val="21"/>
-        </w:rPr>
-        <w:t xml:space="preserve">Which equation represents: 'A number plus 12 equals 30'?</w:t>
-      </w:r>
-    </w:p>
-    <w:p>
-      <w:pPr>
-        <w:spacing w:after="30"/>
-        <w:ind w:left="420"/>
-      </w:pPr>
-      <w:r>
-        <w:rPr>
-          <w:sz w:val="20"/>
-          <w:szCs w:val="20"/>
-        </w:rPr>
-        <w:t xml:space="preserve">A)  n + 12 = 30</w:t>
-      </w:r>
-    </w:p>
-    <w:p>
-      <w:pPr>
-        <w:spacing w:after="30"/>
-        <w:ind w:left="420"/>
-      </w:pPr>
-      <w:r>
-        <w:rPr>
-          <w:sz w:val="20"/>
-          <w:szCs w:val="20"/>
-        </w:rPr>
-        <w:t xml:space="preserve">B)  n − 12 = 30</w:t>
-      </w:r>
-    </w:p>
-    <w:p>
-      <w:pPr>
-        <w:spacing w:after="30"/>
-        <w:ind w:left="420"/>
-      </w:pPr>
-      <w:r>
-        <w:rPr>
-          <w:sz w:val="20"/>
-          <w:szCs w:val="20"/>
-        </w:rPr>
-        <w:t xml:space="preserve">C)  12n = 30</w:t>
-      </w:r>
-    </w:p>
-    <w:p>
-      <w:pPr>
-        <w:spacing w:after="30"/>
-        <w:ind w:left="420"/>
-      </w:pPr>
-      <w:r>
-        <w:rPr>
-          <w:sz w:val="20"/>
-          <w:szCs w:val="20"/>
-        </w:rPr>
-        <w:t xml:space="preserve">D)  n / 12 = 30</w:t>
-      </w:r>
-    </w:p>
-    <w:p>
-      <w:pPr>
-        <w:spacing w:after="20" w:before="50"/>
-      </w:pPr>
-      <w:r>
-        <w:rPr>
-          <w:b/>
-          <w:bCs/>
-          <w:color w:val="1FA6A2"/>
-          <w:sz w:val="21"/>
-          <w:szCs w:val="21"/>
-        </w:rPr>
-        <w:t xml:space="preserve">Step 1:  </w:t>
-      </w:r>
-      <w:r>
-        <w:rPr>
-          <w:sz w:val="21"/>
-          <w:szCs w:val="21"/>
-        </w:rPr>
-        <w:t xml:space="preserve">'Plus' means addition, so the equation is n + 12 = 30.</w:t>
-      </w:r>
-    </w:p>
-    <w:p>
-      <w:pPr>
-        <w:spacing w:after="40" w:before="60"/>
-      </w:pPr>
-      <w:r>
-        <w:rPr>
-          <w:b/>
-          <w:bCs/>
-          <w:color w:val="12355B"/>
-          <w:sz w:val="21"/>
-          <w:szCs w:val="21"/>
-        </w:rPr>
-        <w:t xml:space="preserve">Answer:  </w:t>
-      </w:r>
-      <w:r>
-        <w:rPr>
-          <w:b/>
-          <w:bCs/>
-          <w:sz w:val="21"/>
-          <w:szCs w:val="21"/>
-        </w:rPr>
-        <w:t xml:space="preserve">A. n + 12 = 30</w:t>
-      </w:r>
-    </w:p>
-    <w:p>
-      <w:pPr>
-        <w:pStyle w:val="Heading1"/>
-        <w:pageBreakBefore/>
-        <w:pBdr>
-          <w:bottom w:val="single" w:color="1FA6A2" w:sz="14" w:space="6"/>
-        </w:pBdr>
-        <w:spacing w:after="140" w:before="0"/>
-      </w:pPr>
-      <w:r>
-        <w:rPr>
-          <w:b/>
-          <w:bCs/>
-          <w:color w:val="12355B"/>
-          <w:sz w:val="30"/>
-          <w:szCs w:val="30"/>
-        </w:rPr>
-        <w:t xml:space="preserve">Guided Practice</w:t>
-      </w:r>
-    </w:p>
-    <w:p>
-      <w:pPr>
-        <w:pStyle w:val="Heading2"/>
-        <w:spacing w:after="80" w:before="180"/>
-      </w:pPr>
-      <w:r>
-        <w:rPr>
-          <w:b/>
-          <w:bCs/>
-          <w:color w:val="12355B"/>
-          <w:sz w:val="24"/>
-          <w:szCs w:val="24"/>
-        </w:rPr>
-        <w:t xml:space="preserve">Solve Together</w:t>
-      </w:r>
-      <w:r>
-        <w:rPr>
-          <w:i/>
-          <w:iCs/>
-          <w:color w:val="6B4FA0"/>
-          <w:sz w:val="19"/>
-          <w:szCs w:val="19"/>
-        </w:rPr>
-        <w:t xml:space="preserve">   We Do — work with your class</w:t>
-      </w:r>
-    </w:p>
-    <w:p>
-      <w:pPr>
-        <w:keepNext/>
-        <w:spacing w:after="40" w:before="40"/>
-      </w:pPr>
-      <w:r>
-        <w:rPr>
-          <w:b/>
-          <w:bCs/>
-          <w:color w:val="12355B"/>
-          <w:sz w:val="21"/>
-          <w:szCs w:val="21"/>
-        </w:rPr>
-        <w:t xml:space="preserve">Problem:  </w:t>
-      </w:r>
-      <w:r>
-        <w:rPr>
-          <w:sz w:val="21"/>
-          <w:szCs w:val="21"/>
-        </w:rPr>
-        <w:t xml:space="preserve">Which equation represents: 'Seven less than a number is 18'?</w:t>
-      </w:r>
-    </w:p>
-    <w:p>
-      <w:pPr>
-        <w:spacing w:after="30"/>
-        <w:ind w:left="420"/>
-      </w:pPr>
-      <w:r>
-        <w:rPr>
-          <w:sz w:val="20"/>
-          <w:szCs w:val="20"/>
-        </w:rPr>
-        <w:t xml:space="preserve">A)  n − 7 = 18</w:t>
-      </w:r>
-    </w:p>
-    <w:p>
-      <w:pPr>
-        <w:spacing w:after="30"/>
-        <w:ind w:left="420"/>
-      </w:pPr>
-      <w:r>
-        <w:rPr>
-          <w:sz w:val="20"/>
-          <w:szCs w:val="20"/>
-        </w:rPr>
-        <w:t xml:space="preserve">B)  7 − n = 18</w:t>
-      </w:r>
-    </w:p>
-    <w:p>
-      <w:pPr>
-        <w:spacing w:after="30"/>
-        <w:ind w:left="420"/>
-      </w:pPr>
-      <w:r>
-        <w:rPr>
-          <w:sz w:val="20"/>
-          <w:szCs w:val="20"/>
-        </w:rPr>
-        <w:t xml:space="preserve">C)  n + 7 = 18</w:t>
-      </w:r>
-    </w:p>
-    <w:p>
-      <w:pPr>
-        <w:spacing w:after="30"/>
-        <w:ind w:left="420"/>
-      </w:pPr>
-      <w:r>
-        <w:rPr>
-          <w:sz w:val="20"/>
-          <w:szCs w:val="20"/>
-        </w:rPr>
-        <w:t xml:space="preserve">D)  n / 7 = 18</w:t>
-      </w:r>
-    </w:p>
-    <w:p>
-      <w:pPr>
-        <w:keepNext/>
-        <w:spacing w:after="0" w:before="50"/>
-      </w:pPr>
-      <w:r>
-        <w:rPr>
-          <w:b/>
-          <w:bCs/>
-          <w:color w:val="6B4FA0"/>
-          <w:sz w:val="21"/>
-          <w:szCs w:val="21"/>
-        </w:rPr>
-        <w:t xml:space="preserve">Step 1:</w:t>
-      </w:r>
-    </w:p>
-    <w:p>
-      <w:pPr>
-        <w:pBdr>
-          <w:bottom w:val="single" w:color="AFBECC" w:sz="6"/>
-        </w:pBdr>
-        <w:spacing w:after="30" w:before="150"/>
-      </w:pPr>
-      <w:r>
-        <w:t xml:space="preserve"/>
-      </w:r>
-    </w:p>
-    <w:p>
-      <w:pPr>
-        <w:keepNext/>
-        <w:spacing w:after="0" w:before="50"/>
-      </w:pPr>
-      <w:r>
-        <w:rPr>
-          <w:b/>
-          <w:bCs/>
-          <w:color w:val="6B4FA0"/>
-          <w:sz w:val="21"/>
-          <w:szCs w:val="21"/>
-        </w:rPr>
-        <w:t xml:space="preserve">Step 2:</w:t>
-      </w:r>
-    </w:p>
-    <w:p>
-      <w:pPr>
-        <w:pBdr>
-          <w:bottom w:val="single" w:color="AFBECC" w:sz="6"/>
-        </w:pBdr>
-        <w:spacing w:after="30" w:before="150"/>
-      </w:pPr>
-      <w:r>
-        <w:t xml:space="preserve"/>
-      </w:r>
-    </w:p>
-    <w:p>
-      <w:pPr>
-        <w:keepNext/>
-        <w:spacing w:after="0" w:before="60"/>
-      </w:pPr>
-      <w:r>
-        <w:rPr>
-          <w:b/>
-          <w:bCs/>
-          <w:color w:val="12355B"/>
-          <w:sz w:val="21"/>
-          <w:szCs w:val="21"/>
-        </w:rPr>
-        <w:t xml:space="preserve">Answer:</w:t>
-      </w:r>
-    </w:p>
-    <w:p>
-      <w:pPr>
-        <w:pBdr>
-          <w:bottom w:val="single" w:color="AFBECC" w:sz="6"/>
-        </w:pBdr>
-        <w:spacing w:after="30" w:before="150"/>
-      </w:pPr>
-      <w:r>
-        <w:t xml:space="preserve"/>
-      </w:r>
-    </w:p>
-    <w:p>
-      <w:pPr>
-        <w:spacing w:after="80"/>
-      </w:pPr>
-      <w:r>
-        <w:t xml:space="preserve"/>
+        <w:t xml:space="preserve">3. Build Your Explanation</w:t>
+      </w:r>
+      <w:r>
+        <w:rPr>
+          <w:i/>
+          <w:iCs/>
+          <w:color w:val="B97A12"/>
+          <w:sz w:val="19"/>
+          <w:szCs w:val="19"/>
+        </w:rPr>
+        <w:t xml:space="preserve">   choose your support</w:t>
       </w:r>
     </w:p>
     <w:tbl>
@@ -1629,6 +1517,1371 @@
           </w:tcPr>
           <w:p>
             <w:pPr>
+              <w:spacing w:after="50"/>
+            </w:pPr>
+            <w:r>
+              <w:rPr>
+                <w:i/>
+                <w:iCs/>
+                <w:color w:val="5F6F80"/>
+                <w:sz w:val="19"/>
+                <w:szCs w:val="19"/>
+              </w:rPr>
+              <w:t xml:space="preserve">This model shows the parts of an explanation. It does not answer your writing question.</w:t>
+            </w:r>
+          </w:p>
+          <w:p>
+            <w:pPr>
+              <w:spacing w:after="80"/>
+            </w:pPr>
+            <w:r>
+              <w:rPr>
+                <w:b/>
+                <w:bCs/>
+                <w:color w:val="12355B"/>
+                <w:sz w:val="19"/>
+                <w:szCs w:val="19"/>
+              </w:rPr>
+              <w:t xml:space="preserve">Claim:  </w:t>
+            </w:r>
+            <w:r>
+              <w:rPr>
+                <w:sz w:val="19"/>
+                <w:szCs w:val="19"/>
+              </w:rPr>
+              <w:t xml:space="preserve">I let a variable stand for the unknown number of gems.</w:t>
+            </w:r>
+          </w:p>
+          <w:p>
+            <w:pPr>
+              <w:spacing w:after="80"/>
+            </w:pPr>
+            <w:r>
+              <w:rPr>
+                <w:b/>
+                <w:bCs/>
+                <w:color w:val="12355B"/>
+                <w:sz w:val="19"/>
+                <w:szCs w:val="19"/>
+              </w:rPr>
+              <w:t xml:space="preserve">Evidence:  </w:t>
+            </w:r>
+            <w:r>
+              <w:rPr>
+                <w:sz w:val="19"/>
+                <w:szCs w:val="19"/>
+              </w:rPr>
+              <w:t xml:space="preserve">Students choose a variable (such as n) for the unknown gems, build n + 8 = 20, and connect 'plus 8 more' to + 8 and 'equals 20 total' to = 20.</w:t>
+            </w:r>
+          </w:p>
+          <w:p>
+            <w:pPr>
+              <w:spacing w:after="80"/>
+            </w:pPr>
+            <w:r>
+              <w:rPr>
+                <w:b/>
+                <w:bCs/>
+                <w:color w:val="12355B"/>
+                <w:sz w:val="19"/>
+                <w:szCs w:val="19"/>
+              </w:rPr>
+              <w:t xml:space="preserve">Reasoning:  </w:t>
+            </w:r>
+            <w:r>
+              <w:rPr>
+                <w:sz w:val="19"/>
+                <w:szCs w:val="19"/>
+              </w:rPr>
+              <w:t xml:space="preserve">This evidence connects the definition of equation to the mathematical claim.</w:t>
+            </w:r>
+          </w:p>
+        </w:tc>
+      </w:tr>
+    </w:tbl>
+    <w:p>
+      <w:pPr>
+        <w:pStyle w:val="Heading2"/>
+        <w:spacing w:after="80" w:before="180"/>
+      </w:pPr>
+      <w:r>
+        <w:rPr>
+          <w:b/>
+          <w:bCs/>
+          <w:color w:val="12355B"/>
+          <w:sz w:val="24"/>
+          <w:szCs w:val="24"/>
+        </w:rPr>
+        <w:t xml:space="preserve">Start</w:t>
+      </w:r>
+      <w:r>
+        <w:rPr>
+          <w:i/>
+          <w:iCs/>
+          <w:color w:val="1FA6A2"/>
+          <w:sz w:val="19"/>
+          <w:szCs w:val="19"/>
+        </w:rPr>
+        <w:t xml:space="preserve">   Most language support</w:t>
+      </w:r>
+    </w:p>
+    <w:p>
+      <w:pPr>
+        <w:spacing w:after="60"/>
+      </w:pPr>
+      <w:r>
+        <w:rPr>
+          <w:color w:val="1A2733"/>
+          <w:sz w:val="21"/>
+          <w:szCs w:val="21"/>
+        </w:rPr>
+        <w:t xml:space="preserve">Complete the frames. Use the word bank.</w:t>
+      </w:r>
+      <w:r>
+        <w:rPr>
+          <w:i/>
+          <w:iCs/>
+          <w:color w:val="5F6F80"/>
+          <w:sz w:val="19"/>
+          <w:szCs w:val="19"/>
+        </w:rPr>
+        <w:br/>
+        <w:t xml:space="preserve">Completa las oraciones. Usa el banco de palabras.</w:t>
+      </w:r>
+    </w:p>
+    <w:p>
+      <w:pPr>
+        <w:spacing w:after="60"/>
+      </w:pPr>
+      <w:r>
+        <w:rPr>
+          <w:color w:val="1A2733"/>
+          <w:sz w:val="21"/>
+          <w:szCs w:val="21"/>
+        </w:rPr>
+        <w:t xml:space="preserve">I put ___ on the left side because ___.</w:t>
+      </w:r>
+      <w:r>
+        <w:rPr>
+          <w:i/>
+          <w:iCs/>
+          <w:color w:val="5F6F80"/>
+          <w:sz w:val="19"/>
+          <w:szCs w:val="19"/>
+        </w:rPr>
+        <w:br/>
+        <w:t xml:space="preserve">Puse ___ en el lado izquierdo porque ___.</w:t>
+      </w:r>
+    </w:p>
+    <w:p>
+      <w:pPr>
+        <w:spacing w:after="60"/>
+      </w:pPr>
+      <w:r>
+        <w:rPr>
+          <w:color w:val="1A2733"/>
+          <w:sz w:val="21"/>
+          <w:szCs w:val="21"/>
+        </w:rPr>
+        <w:t xml:space="preserve">The equal sign means both sides are ___.</w:t>
+      </w:r>
+      <w:r>
+        <w:rPr>
+          <w:i/>
+          <w:iCs/>
+          <w:color w:val="5F6F80"/>
+          <w:sz w:val="19"/>
+          <w:szCs w:val="19"/>
+        </w:rPr>
+        <w:br/>
+        <w:t xml:space="preserve">El signo igual significa que ambos lados son ___.</w:t>
+      </w:r>
+    </w:p>
+    <w:tbl>
+      <w:tblPr>
+        <w:tblW w:type="pct" w:w="100%"/>
+        <w:tblBorders>
+          <w:top w:val="single" w:color="C7D2DD" w:sz="6"/>
+          <w:left w:val="single" w:color="C7D2DD" w:sz="6"/>
+          <w:bottom w:val="single" w:color="C7D2DD" w:sz="6"/>
+          <w:right w:val="single" w:color="C7D2DD" w:sz="6"/>
+          <w:insideH w:val="single" w:color="auto" w:sz="4"/>
+          <w:insideV w:val="single" w:color="auto" w:sz="4"/>
+        </w:tblBorders>
+      </w:tblPr>
+      <w:tblGrid>
+        <w:gridCol w:w="100"/>
+      </w:tblGrid>
+      <w:tr>
+        <w:tc>
+          <w:tcPr>
+            <w:shd w:fill="FBF3E2" w:color="auto" w:val="clear"/>
+            <w:tcMar>
+              <w:top w:type="dxa" w:w="60"/>
+              <w:left w:type="dxa" w:w="120"/>
+              <w:bottom w:type="dxa" w:w="60"/>
+              <w:right w:type="dxa" w:w="120"/>
+            </w:tcMar>
+          </w:tcPr>
+          <w:p>
+            <w:pPr>
+              <w:spacing w:after="0" w:line="320"/>
+            </w:pPr>
+            <w:r>
+              <w:t xml:space="preserve"/>
+            </w:r>
+          </w:p>
+          <w:p>
+            <w:pPr>
+              <w:spacing w:after="0" w:line="320"/>
+            </w:pPr>
+            <w:r>
+              <w:t xml:space="preserve"/>
+            </w:r>
+          </w:p>
+          <w:p>
+            <w:pPr>
+              <w:spacing w:after="0" w:line="320"/>
+            </w:pPr>
+            <w:r>
+              <w:t xml:space="preserve"/>
+            </w:r>
+          </w:p>
+        </w:tc>
+      </w:tr>
+    </w:tbl>
+    <w:p>
+      <w:pPr>
+        <w:pStyle w:val="Heading2"/>
+        <w:spacing w:after="80" w:before="180"/>
+      </w:pPr>
+      <w:r>
+        <w:rPr>
+          <w:b/>
+          <w:bCs/>
+          <w:color w:val="12355B"/>
+          <w:sz w:val="24"/>
+          <w:szCs w:val="24"/>
+        </w:rPr>
+        <w:t xml:space="preserve">Build</w:t>
+      </w:r>
+      <w:r>
+        <w:rPr>
+          <w:i/>
+          <w:iCs/>
+          <w:color w:val="B97A12"/>
+          <w:sz w:val="19"/>
+          <w:szCs w:val="19"/>
+        </w:rPr>
+        <w:t xml:space="preserve">   Some language support</w:t>
+      </w:r>
+    </w:p>
+    <w:p>
+      <w:pPr>
+        <w:spacing w:after="60"/>
+      </w:pPr>
+      <w:r>
+        <w:rPr>
+          <w:color w:val="1A2733"/>
+          <w:sz w:val="21"/>
+          <w:szCs w:val="21"/>
+        </w:rPr>
+        <w:t xml:space="preserve">Write two connected sentences. Use because, so, or but.</w:t>
+      </w:r>
+      <w:r>
+        <w:rPr>
+          <w:i/>
+          <w:iCs/>
+          <w:color w:val="5F6F80"/>
+          <w:sz w:val="19"/>
+          <w:szCs w:val="19"/>
+        </w:rPr>
+        <w:br/>
+        <w:t xml:space="preserve">Escribe dos oraciones conectadas. Usa porque, entonces o pero.</w:t>
+      </w:r>
+    </w:p>
+    <w:p>
+      <w:pPr>
+        <w:spacing w:after="60"/>
+      </w:pPr>
+      <w:r>
+        <w:rPr>
+          <w:color w:val="1A2733"/>
+          <w:sz w:val="21"/>
+          <w:szCs w:val="21"/>
+        </w:rPr>
+        <w:t xml:space="preserve">My claim is ___.</w:t>
+      </w:r>
+      <w:r>
+        <w:rPr>
+          <w:i/>
+          <w:iCs/>
+          <w:color w:val="5F6F80"/>
+          <w:sz w:val="19"/>
+          <w:szCs w:val="19"/>
+        </w:rPr>
+        <w:br/>
+        <w:t xml:space="preserve">Mi afirmación es ___.</w:t>
+      </w:r>
+    </w:p>
+    <w:p>
+      <w:pPr>
+        <w:spacing w:after="60"/>
+      </w:pPr>
+      <w:r>
+        <w:rPr>
+          <w:color w:val="1A2733"/>
+          <w:sz w:val="21"/>
+          <w:szCs w:val="21"/>
+        </w:rPr>
+        <w:t xml:space="preserve">I know because ___.</w:t>
+      </w:r>
+      <w:r>
+        <w:rPr>
+          <w:i/>
+          <w:iCs/>
+          <w:color w:val="5F6F80"/>
+          <w:sz w:val="19"/>
+          <w:szCs w:val="19"/>
+        </w:rPr>
+        <w:br/>
+        <w:t xml:space="preserve">Lo sé porque ___.</w:t>
+      </w:r>
+    </w:p>
+    <w:p>
+      <w:pPr>
+        <w:spacing w:after="60"/>
+      </w:pPr>
+      <w:r>
+        <w:rPr>
+          <w:color w:val="1A2733"/>
+          <w:sz w:val="21"/>
+          <w:szCs w:val="21"/>
+        </w:rPr>
+        <w:t xml:space="preserve">So ___.</w:t>
+      </w:r>
+      <w:r>
+        <w:rPr>
+          <w:i/>
+          <w:iCs/>
+          <w:color w:val="5F6F80"/>
+          <w:sz w:val="19"/>
+          <w:szCs w:val="19"/>
+        </w:rPr>
+        <w:br/>
+        <w:t xml:space="preserve">Entonces ___.</w:t>
+      </w:r>
+    </w:p>
+    <w:tbl>
+      <w:tblPr>
+        <w:tblW w:type="pct" w:w="100%"/>
+        <w:tblBorders>
+          <w:top w:val="single" w:color="C7D2DD" w:sz="6"/>
+          <w:left w:val="single" w:color="C7D2DD" w:sz="6"/>
+          <w:bottom w:val="single" w:color="C7D2DD" w:sz="6"/>
+          <w:right w:val="single" w:color="C7D2DD" w:sz="6"/>
+          <w:insideH w:val="single" w:color="auto" w:sz="4"/>
+          <w:insideV w:val="single" w:color="auto" w:sz="4"/>
+        </w:tblBorders>
+      </w:tblPr>
+      <w:tblGrid>
+        <w:gridCol w:w="100"/>
+      </w:tblGrid>
+      <w:tr>
+        <w:tc>
+          <w:tcPr>
+            <w:shd w:fill="FBF3E2" w:color="auto" w:val="clear"/>
+            <w:tcMar>
+              <w:top w:type="dxa" w:w="60"/>
+              <w:left w:type="dxa" w:w="120"/>
+              <w:bottom w:type="dxa" w:w="60"/>
+              <w:right w:type="dxa" w:w="120"/>
+            </w:tcMar>
+          </w:tcPr>
+          <w:p>
+            <w:pPr>
+              <w:spacing w:after="0" w:line="320"/>
+            </w:pPr>
+            <w:r>
+              <w:t xml:space="preserve"/>
+            </w:r>
+          </w:p>
+          <w:p>
+            <w:pPr>
+              <w:spacing w:after="0" w:line="320"/>
+            </w:pPr>
+            <w:r>
+              <w:t xml:space="preserve"/>
+            </w:r>
+          </w:p>
+          <w:p>
+            <w:pPr>
+              <w:spacing w:after="0" w:line="320"/>
+            </w:pPr>
+            <w:r>
+              <w:t xml:space="preserve"/>
+            </w:r>
+          </w:p>
+        </w:tc>
+      </w:tr>
+    </w:tbl>
+    <w:p>
+      <w:pPr>
+        <w:pStyle w:val="Heading2"/>
+        <w:spacing w:after="80" w:before="180"/>
+      </w:pPr>
+      <w:r>
+        <w:rPr>
+          <w:b/>
+          <w:bCs/>
+          <w:color w:val="12355B"/>
+          <w:sz w:val="24"/>
+          <w:szCs w:val="24"/>
+        </w:rPr>
+        <w:t xml:space="preserve">Explain</w:t>
+      </w:r>
+      <w:r>
+        <w:rPr>
+          <w:i/>
+          <w:iCs/>
+          <w:color w:val="B97A12"/>
+          <w:sz w:val="19"/>
+          <w:szCs w:val="19"/>
+        </w:rPr>
+        <w:t xml:space="preserve">   Light language support</w:t>
+      </w:r>
+    </w:p>
+    <w:p>
+      <w:pPr>
+        <w:spacing w:after="60"/>
+      </w:pPr>
+      <w:r>
+        <w:rPr>
+          <w:color w:val="1A2733"/>
+          <w:sz w:val="21"/>
+          <w:szCs w:val="21"/>
+        </w:rPr>
+        <w:t xml:space="preserve">Write a claim, give math evidence, and explain your reasoning.</w:t>
+      </w:r>
+      <w:r>
+        <w:rPr>
+          <w:i/>
+          <w:iCs/>
+          <w:color w:val="5F6F80"/>
+          <w:sz w:val="19"/>
+          <w:szCs w:val="19"/>
+        </w:rPr>
+        <w:br/>
+        <w:t xml:space="preserve">Escribe una afirmación, da evidencia matemática y explica tu razonamiento.</w:t>
+      </w:r>
+    </w:p>
+    <w:p>
+      <w:pPr>
+        <w:spacing w:after="60"/>
+      </w:pPr>
+      <w:r>
+        <w:rPr>
+          <w:color w:val="1A2733"/>
+          <w:sz w:val="21"/>
+          <w:szCs w:val="21"/>
+        </w:rPr>
+        <w:t xml:space="preserve">My claim is ___.</w:t>
+      </w:r>
+      <w:r>
+        <w:rPr>
+          <w:i/>
+          <w:iCs/>
+          <w:color w:val="5F6F80"/>
+          <w:sz w:val="19"/>
+          <w:szCs w:val="19"/>
+        </w:rPr>
+        <w:br/>
+        <w:t xml:space="preserve">Mi afirmación es ___.</w:t>
+      </w:r>
+    </w:p>
+    <w:p>
+      <w:pPr>
+        <w:spacing w:after="60"/>
+      </w:pPr>
+      <w:r>
+        <w:rPr>
+          <w:color w:val="1A2733"/>
+          <w:sz w:val="21"/>
+          <w:szCs w:val="21"/>
+        </w:rPr>
+        <w:t xml:space="preserve">My math evidence is ___.</w:t>
+      </w:r>
+      <w:r>
+        <w:rPr>
+          <w:i/>
+          <w:iCs/>
+          <w:color w:val="5F6F80"/>
+          <w:sz w:val="19"/>
+          <w:szCs w:val="19"/>
+        </w:rPr>
+        <w:br/>
+        <w:t xml:space="preserve">Mi evidencia matemática es ___.</w:t>
+      </w:r>
+    </w:p>
+    <w:p>
+      <w:pPr>
+        <w:spacing w:after="60"/>
+      </w:pPr>
+      <w:r>
+        <w:rPr>
+          <w:color w:val="1A2733"/>
+          <w:sz w:val="21"/>
+          <w:szCs w:val="21"/>
+        </w:rPr>
+        <w:t xml:space="preserve">This proves ___ because ___.</w:t>
+      </w:r>
+      <w:r>
+        <w:rPr>
+          <w:i/>
+          <w:iCs/>
+          <w:color w:val="5F6F80"/>
+          <w:sz w:val="19"/>
+          <w:szCs w:val="19"/>
+        </w:rPr>
+        <w:br/>
+        <w:t xml:space="preserve">Esto demuestra ___ porque ___.</w:t>
+      </w:r>
+    </w:p>
+    <w:tbl>
+      <w:tblPr>
+        <w:tblW w:type="pct" w:w="100%"/>
+        <w:tblBorders>
+          <w:top w:val="single" w:color="C7D2DD" w:sz="6"/>
+          <w:left w:val="single" w:color="C7D2DD" w:sz="6"/>
+          <w:bottom w:val="single" w:color="C7D2DD" w:sz="6"/>
+          <w:right w:val="single" w:color="C7D2DD" w:sz="6"/>
+          <w:insideH w:val="single" w:color="auto" w:sz="4"/>
+          <w:insideV w:val="single" w:color="auto" w:sz="4"/>
+        </w:tblBorders>
+      </w:tblPr>
+      <w:tblGrid>
+        <w:gridCol w:w="100"/>
+      </w:tblGrid>
+      <w:tr>
+        <w:tc>
+          <w:tcPr>
+            <w:shd w:fill="FBF3E2" w:color="auto" w:val="clear"/>
+            <w:tcMar>
+              <w:top w:type="dxa" w:w="60"/>
+              <w:left w:type="dxa" w:w="120"/>
+              <w:bottom w:type="dxa" w:w="60"/>
+              <w:right w:type="dxa" w:w="120"/>
+            </w:tcMar>
+          </w:tcPr>
+          <w:p>
+            <w:pPr>
+              <w:spacing w:after="0" w:line="320"/>
+            </w:pPr>
+            <w:r>
+              <w:t xml:space="preserve"/>
+            </w:r>
+          </w:p>
+          <w:p>
+            <w:pPr>
+              <w:spacing w:after="0" w:line="320"/>
+            </w:pPr>
+            <w:r>
+              <w:t xml:space="preserve"/>
+            </w:r>
+          </w:p>
+          <w:p>
+            <w:pPr>
+              <w:spacing w:after="0" w:line="320"/>
+            </w:pPr>
+            <w:r>
+              <w:t xml:space="preserve"/>
+            </w:r>
+          </w:p>
+          <w:p>
+            <w:pPr>
+              <w:spacing w:after="0" w:line="320"/>
+            </w:pPr>
+            <w:r>
+              <w:t xml:space="preserve"/>
+            </w:r>
+          </w:p>
+          <w:p>
+            <w:pPr>
+              <w:spacing w:after="0" w:line="320"/>
+            </w:pPr>
+            <w:r>
+              <w:t xml:space="preserve"/>
+            </w:r>
+          </w:p>
+        </w:tc>
+      </w:tr>
+    </w:tbl>
+    <w:p>
+      <w:pPr>
+        <w:pStyle w:val="Heading2"/>
+        <w:spacing w:after="80" w:before="180"/>
+      </w:pPr>
+      <w:r>
+        <w:rPr>
+          <w:b/>
+          <w:bCs/>
+          <w:color w:val="12355B"/>
+          <w:sz w:val="24"/>
+          <w:szCs w:val="24"/>
+        </w:rPr>
+        <w:t xml:space="preserve">4. Check Your Explanation</w:t>
+      </w:r>
+      <w:r>
+        <w:rPr>
+          <w:i/>
+          <w:iCs/>
+          <w:color w:val="1FA6A2"/>
+          <w:sz w:val="19"/>
+          <w:szCs w:val="19"/>
+        </w:rPr>
+        <w:t xml:space="preserve">   five quick checks</w:t>
+      </w:r>
+    </w:p>
+    <w:p>
+      <w:pPr>
+        <w:spacing w:after="80"/>
+      </w:pPr>
+      <w:r>
+        <w:rPr>
+          <w:b/>
+          <w:bCs/>
+          <w:color w:val="1FA6A2"/>
+          <w:sz w:val="22"/>
+          <w:szCs w:val="22"/>
+        </w:rPr>
+        <w:t xml:space="preserve">☐  </w:t>
+      </w:r>
+      <w:r>
+        <w:rPr>
+          <w:sz w:val="20"/>
+          <w:szCs w:val="20"/>
+        </w:rPr>
+        <w:t xml:space="preserve">I answered the question.</w:t>
+      </w:r>
+      <w:r>
+        <w:rPr>
+          <w:i/>
+          <w:iCs/>
+          <w:color w:val="5F6F80"/>
+          <w:sz w:val="18"/>
+          <w:szCs w:val="18"/>
+        </w:rPr>
+        <w:br/>
+        <w:t xml:space="preserve">Respondí la pregunta.</w:t>
+      </w:r>
+    </w:p>
+    <w:p>
+      <w:pPr>
+        <w:spacing w:after="80"/>
+      </w:pPr>
+      <w:r>
+        <w:rPr>
+          <w:b/>
+          <w:bCs/>
+          <w:color w:val="1FA6A2"/>
+          <w:sz w:val="22"/>
+          <w:szCs w:val="22"/>
+        </w:rPr>
+        <w:t xml:space="preserve">☐  </w:t>
+      </w:r>
+      <w:r>
+        <w:rPr>
+          <w:sz w:val="20"/>
+          <w:szCs w:val="20"/>
+        </w:rPr>
+        <w:t xml:space="preserve">I used math evidence: numbers, an equation, a model, or a comparison.</w:t>
+      </w:r>
+      <w:r>
+        <w:rPr>
+          <w:i/>
+          <w:iCs/>
+          <w:color w:val="5F6F80"/>
+          <w:sz w:val="18"/>
+          <w:szCs w:val="18"/>
+        </w:rPr>
+        <w:br/>
+        <w:t xml:space="preserve">Usé evidencia matemática: números, una ecuación, un modelo o una comparación.</w:t>
+      </w:r>
+    </w:p>
+    <w:p>
+      <w:pPr>
+        <w:spacing w:after="80"/>
+      </w:pPr>
+      <w:r>
+        <w:rPr>
+          <w:b/>
+          <w:bCs/>
+          <w:color w:val="1FA6A2"/>
+          <w:sz w:val="22"/>
+          <w:szCs w:val="22"/>
+        </w:rPr>
+        <w:t xml:space="preserve">☐  </w:t>
+      </w:r>
+      <w:r>
+        <w:rPr>
+          <w:sz w:val="20"/>
+          <w:szCs w:val="20"/>
+        </w:rPr>
+        <w:t xml:space="preserve">I explained how the evidence proves my answer.</w:t>
+      </w:r>
+      <w:r>
+        <w:rPr>
+          <w:i/>
+          <w:iCs/>
+          <w:color w:val="5F6F80"/>
+          <w:sz w:val="18"/>
+          <w:szCs w:val="18"/>
+        </w:rPr>
+        <w:br/>
+        <w:t xml:space="preserve">Expliqué cómo la evidencia demuestra mi respuesta.</w:t>
+      </w:r>
+    </w:p>
+    <w:p>
+      <w:pPr>
+        <w:spacing w:after="80"/>
+      </w:pPr>
+      <w:r>
+        <w:rPr>
+          <w:b/>
+          <w:bCs/>
+          <w:color w:val="1FA6A2"/>
+          <w:sz w:val="22"/>
+          <w:szCs w:val="22"/>
+        </w:rPr>
+        <w:t xml:space="preserve">☐  </w:t>
+      </w:r>
+      <w:r>
+        <w:rPr>
+          <w:sz w:val="20"/>
+          <w:szCs w:val="20"/>
+        </w:rPr>
+        <w:t xml:space="preserve">I used at least two math words.</w:t>
+      </w:r>
+      <w:r>
+        <w:rPr>
+          <w:i/>
+          <w:iCs/>
+          <w:color w:val="5F6F80"/>
+          <w:sz w:val="18"/>
+          <w:szCs w:val="18"/>
+        </w:rPr>
+        <w:br/>
+        <w:t xml:space="preserve">Usé por lo menos dos palabras matemáticas.</w:t>
+      </w:r>
+    </w:p>
+    <w:p>
+      <w:pPr>
+        <w:spacing w:after="80"/>
+      </w:pPr>
+      <w:r>
+        <w:rPr>
+          <w:b/>
+          <w:bCs/>
+          <w:color w:val="1FA6A2"/>
+          <w:sz w:val="22"/>
+          <w:szCs w:val="22"/>
+        </w:rPr>
+        <w:t xml:space="preserve">☐  </w:t>
+      </w:r>
+      <w:r>
+        <w:rPr>
+          <w:sz w:val="20"/>
+          <w:szCs w:val="20"/>
+        </w:rPr>
+        <w:t xml:space="preserve">I reread complete sentences and punctuation.</w:t>
+      </w:r>
+      <w:r>
+        <w:rPr>
+          <w:i/>
+          <w:iCs/>
+          <w:color w:val="5F6F80"/>
+          <w:sz w:val="18"/>
+          <w:szCs w:val="18"/>
+        </w:rPr>
+        <w:br/>
+        <w:t xml:space="preserve">Volví a leer mis oraciones completas y la puntuación.</w:t>
+      </w:r>
+    </w:p>
+    <w:p>
+      <w:pPr>
+        <w:pStyle w:val="Heading1"/>
+        <w:pageBreakBefore/>
+        <w:pBdr>
+          <w:bottom w:val="single" w:color="1FA6A2" w:sz="14" w:space="6"/>
+        </w:pBdr>
+        <w:spacing w:after="140" w:before="0"/>
+      </w:pPr>
+      <w:r>
+        <w:rPr>
+          <w:b/>
+          <w:bCs/>
+          <w:color w:val="12355B"/>
+          <w:sz w:val="30"/>
+          <w:szCs w:val="30"/>
+        </w:rPr>
+        <w:t xml:space="preserve">Worked Example</w:t>
+      </w:r>
+    </w:p>
+    <w:p>
+      <w:pPr>
+        <w:pStyle w:val="Heading2"/>
+        <w:spacing w:after="80" w:before="180"/>
+      </w:pPr>
+      <w:r>
+        <w:rPr>
+          <w:b/>
+          <w:bCs/>
+          <w:color w:val="12355B"/>
+          <w:sz w:val="24"/>
+          <w:szCs w:val="24"/>
+        </w:rPr>
+        <w:t xml:space="preserve">Watch &amp; Read</w:t>
+      </w:r>
+      <w:r>
+        <w:rPr>
+          <w:i/>
+          <w:iCs/>
+          <w:color w:val="1FA6A2"/>
+          <w:sz w:val="19"/>
+          <w:szCs w:val="19"/>
+        </w:rPr>
+        <w:t xml:space="preserve">   I Do — follow along with your teacher</w:t>
+      </w:r>
+    </w:p>
+    <w:tbl>
+      <w:tblPr>
+        <w:tblW w:type="pct" w:w="100%"/>
+        <w:tblBorders>
+          <w:top w:val="single" w:color="1FA6A2" w:sz="8"/>
+          <w:left w:val="single" w:color="1FA6A2" w:sz="8"/>
+          <w:bottom w:val="single" w:color="1FA6A2" w:sz="8"/>
+          <w:right w:val="single" w:color="1FA6A2" w:sz="8"/>
+          <w:insideH w:val="single" w:color="auto" w:sz="4"/>
+          <w:insideV w:val="single" w:color="auto" w:sz="4"/>
+        </w:tblBorders>
+      </w:tblPr>
+      <w:tblGrid>
+        <w:gridCol w:w="100"/>
+      </w:tblGrid>
+      <w:tr>
+        <w:tc>
+          <w:tcPr>
+            <w:shd w:fill="E6F4F3" w:color="auto" w:val="clear"/>
+            <w:tcMar>
+              <w:top w:type="dxa" w:w="120"/>
+              <w:left w:type="dxa" w:w="180"/>
+              <w:bottom w:type="dxa" w:w="120"/>
+              <w:right w:type="dxa" w:w="180"/>
+            </w:tcMar>
+          </w:tcPr>
+          <w:p>
+            <w:pPr>
+              <w:spacing w:after="60"/>
+            </w:pPr>
+            <w:r>
+              <w:rPr>
+                <w:b/>
+                <w:bCs/>
+                <w:color w:val="12355B"/>
+                <w:sz w:val="22"/>
+                <w:szCs w:val="22"/>
+              </w:rPr>
+              <w:t xml:space="preserve">Case File: Translate the Clues</w:t>
+            </w:r>
+          </w:p>
+          <w:p>
+            <w:pPr>
+              <w:spacing w:after="0"/>
+            </w:pPr>
+            <w:r>
+              <w:rPr>
+                <w:sz w:val="21"/>
+                <w:szCs w:val="21"/>
+              </w:rPr>
+              <w:t xml:space="preserve">Detective Ruiz received a tip: 'A number of stolen gems plus 8 more equals 20 total gems.' She needs to write an equation to represent this clue before she can solve the case. How would you write this situation as an equation?</w:t>
+            </w:r>
+          </w:p>
+        </w:tc>
+      </w:tr>
+    </w:tbl>
+    <w:p>
+      <w:pPr>
+        <w:spacing w:after="80"/>
+      </w:pPr>
+      <w:r>
+        <w:t xml:space="preserve"/>
+      </w:r>
+    </w:p>
+    <w:p>
+      <w:pPr>
+        <w:spacing w:after="50" w:before="60"/>
+      </w:pPr>
+      <w:r>
+        <w:rPr>
+          <w:b/>
+          <w:bCs/>
+          <w:color w:val="12355B"/>
+          <w:sz w:val="21"/>
+          <w:szCs w:val="21"/>
+        </w:rPr>
+        <w:t xml:space="preserve">Think about:</w:t>
+      </w:r>
+    </w:p>
+    <w:p>
+      <w:pPr>
+        <w:spacing w:after="40"/>
+        <w:ind w:left="300"/>
+      </w:pPr>
+      <w:r>
+        <w:rPr>
+          <w:sz w:val="20"/>
+          <w:szCs w:val="20"/>
+        </w:rPr>
+        <w:t xml:space="preserve">•  What quantity is unknown in this situation?</w:t>
+      </w:r>
+    </w:p>
+    <w:p>
+      <w:pPr>
+        <w:spacing w:after="40"/>
+        <w:ind w:left="300"/>
+      </w:pPr>
+      <w:r>
+        <w:rPr>
+          <w:sz w:val="20"/>
+          <w:szCs w:val="20"/>
+        </w:rPr>
+        <w:t xml:space="preserve">•  What does 'plus 8 more' tell you about the operation?</w:t>
+      </w:r>
+    </w:p>
+    <w:p>
+      <w:pPr>
+        <w:spacing w:after="40"/>
+        <w:ind w:left="300"/>
+      </w:pPr>
+      <w:r>
+        <w:rPr>
+          <w:sz w:val="20"/>
+          <w:szCs w:val="20"/>
+        </w:rPr>
+        <w:t xml:space="preserve">•  What does 'equals 20 total' tell you?</w:t>
+      </w:r>
+    </w:p>
+    <w:p>
+      <w:pPr>
+        <w:spacing w:after="40"/>
+        <w:ind w:left="300"/>
+      </w:pPr>
+      <w:r>
+        <w:rPr>
+          <w:sz w:val="20"/>
+          <w:szCs w:val="20"/>
+        </w:rPr>
+        <w:t xml:space="preserve">•  What if the clue said 'twice a number equals 20' instead?</w:t>
+      </w:r>
+    </w:p>
+    <w:p>
+      <w:pPr>
+        <w:spacing w:after="40"/>
+        <w:ind w:left="300"/>
+      </w:pPr>
+      <w:r>
+        <w:rPr>
+          <w:sz w:val="20"/>
+          <w:szCs w:val="20"/>
+        </w:rPr>
+        <w:t xml:space="preserve">•  Could you use a different variable letter and still have the same equation?</w:t>
+      </w:r>
+    </w:p>
+    <w:p>
+      <w:pPr>
+        <w:pStyle w:val="Heading2"/>
+        <w:spacing w:after="80" w:before="180"/>
+      </w:pPr>
+      <w:r>
+        <w:rPr>
+          <w:b/>
+          <w:bCs/>
+          <w:color w:val="12355B"/>
+          <w:sz w:val="24"/>
+          <w:szCs w:val="24"/>
+        </w:rPr>
+        <w:t xml:space="preserve">Solved Example</w:t>
+      </w:r>
+      <w:r>
+        <w:rPr>
+          <w:i/>
+          <w:iCs/>
+          <w:color w:val="1FA6A2"/>
+          <w:sz w:val="19"/>
+          <w:szCs w:val="19"/>
+        </w:rPr>
+        <w:t xml:space="preserve">   I Do — watch each step</w:t>
+      </w:r>
+    </w:p>
+    <w:p>
+      <w:pPr>
+        <w:keepNext/>
+        <w:spacing w:after="40"/>
+      </w:pPr>
+      <w:r>
+        <w:rPr>
+          <w:b/>
+          <w:bCs/>
+          <w:color w:val="12355B"/>
+          <w:sz w:val="21"/>
+          <w:szCs w:val="21"/>
+        </w:rPr>
+        <w:t xml:space="preserve">Problem:  </w:t>
+      </w:r>
+      <w:r>
+        <w:rPr>
+          <w:sz w:val="21"/>
+          <w:szCs w:val="21"/>
+        </w:rPr>
+        <w:t xml:space="preserve">Which equation represents: 'A number plus 12 equals 30'?</w:t>
+      </w:r>
+    </w:p>
+    <w:p>
+      <w:pPr>
+        <w:spacing w:after="30"/>
+        <w:ind w:left="420"/>
+      </w:pPr>
+      <w:r>
+        <w:rPr>
+          <w:sz w:val="20"/>
+          <w:szCs w:val="20"/>
+        </w:rPr>
+        <w:t xml:space="preserve">A)  n + 12 = 30</w:t>
+      </w:r>
+    </w:p>
+    <w:p>
+      <w:pPr>
+        <w:spacing w:after="30"/>
+        <w:ind w:left="420"/>
+      </w:pPr>
+      <w:r>
+        <w:rPr>
+          <w:sz w:val="20"/>
+          <w:szCs w:val="20"/>
+        </w:rPr>
+        <w:t xml:space="preserve">B)  n − 12 = 30</w:t>
+      </w:r>
+    </w:p>
+    <w:p>
+      <w:pPr>
+        <w:spacing w:after="30"/>
+        <w:ind w:left="420"/>
+      </w:pPr>
+      <w:r>
+        <w:rPr>
+          <w:sz w:val="20"/>
+          <w:szCs w:val="20"/>
+        </w:rPr>
+        <w:t xml:space="preserve">C)  12n = 30</w:t>
+      </w:r>
+    </w:p>
+    <w:p>
+      <w:pPr>
+        <w:spacing w:after="30"/>
+        <w:ind w:left="420"/>
+      </w:pPr>
+      <w:r>
+        <w:rPr>
+          <w:sz w:val="20"/>
+          <w:szCs w:val="20"/>
+        </w:rPr>
+        <w:t xml:space="preserve">D)  n / 12 = 30</w:t>
+      </w:r>
+    </w:p>
+    <w:p>
+      <w:pPr>
+        <w:spacing w:after="20" w:before="50"/>
+      </w:pPr>
+      <w:r>
+        <w:rPr>
+          <w:b/>
+          <w:bCs/>
+          <w:color w:val="1FA6A2"/>
+          <w:sz w:val="21"/>
+          <w:szCs w:val="21"/>
+        </w:rPr>
+        <w:t xml:space="preserve">Step 1:  </w:t>
+      </w:r>
+      <w:r>
+        <w:rPr>
+          <w:sz w:val="21"/>
+          <w:szCs w:val="21"/>
+        </w:rPr>
+        <w:t xml:space="preserve">'Plus' means addition, so the equation is n + 12 = 30.</w:t>
+      </w:r>
+    </w:p>
+    <w:p>
+      <w:pPr>
+        <w:spacing w:after="40" w:before="60"/>
+      </w:pPr>
+      <w:r>
+        <w:rPr>
+          <w:b/>
+          <w:bCs/>
+          <w:color w:val="12355B"/>
+          <w:sz w:val="21"/>
+          <w:szCs w:val="21"/>
+        </w:rPr>
+        <w:t xml:space="preserve">Answer:  </w:t>
+      </w:r>
+      <w:r>
+        <w:rPr>
+          <w:b/>
+          <w:bCs/>
+          <w:sz w:val="21"/>
+          <w:szCs w:val="21"/>
+        </w:rPr>
+        <w:t xml:space="preserve">A. n + 12 = 30</w:t>
+      </w:r>
+    </w:p>
+    <w:p>
+      <w:pPr>
+        <w:pStyle w:val="Heading1"/>
+        <w:pageBreakBefore/>
+        <w:pBdr>
+          <w:bottom w:val="single" w:color="1FA6A2" w:sz="14" w:space="6"/>
+        </w:pBdr>
+        <w:spacing w:after="140" w:before="0"/>
+      </w:pPr>
+      <w:r>
+        <w:rPr>
+          <w:b/>
+          <w:bCs/>
+          <w:color w:val="12355B"/>
+          <w:sz w:val="30"/>
+          <w:szCs w:val="30"/>
+        </w:rPr>
+        <w:t xml:space="preserve">Guided Practice</w:t>
+      </w:r>
+    </w:p>
+    <w:p>
+      <w:pPr>
+        <w:pStyle w:val="Heading2"/>
+        <w:spacing w:after="80" w:before="180"/>
+      </w:pPr>
+      <w:r>
+        <w:rPr>
+          <w:b/>
+          <w:bCs/>
+          <w:color w:val="12355B"/>
+          <w:sz w:val="24"/>
+          <w:szCs w:val="24"/>
+        </w:rPr>
+        <w:t xml:space="preserve">Solve Together</w:t>
+      </w:r>
+      <w:r>
+        <w:rPr>
+          <w:i/>
+          <w:iCs/>
+          <w:color w:val="6B4FA0"/>
+          <w:sz w:val="19"/>
+          <w:szCs w:val="19"/>
+        </w:rPr>
+        <w:t xml:space="preserve">   We Do — work with your class</w:t>
+      </w:r>
+    </w:p>
+    <w:p>
+      <w:pPr>
+        <w:keepNext/>
+        <w:spacing w:after="40" w:before="40"/>
+      </w:pPr>
+      <w:r>
+        <w:rPr>
+          <w:b/>
+          <w:bCs/>
+          <w:color w:val="12355B"/>
+          <w:sz w:val="21"/>
+          <w:szCs w:val="21"/>
+        </w:rPr>
+        <w:t xml:space="preserve">Problem:  </w:t>
+      </w:r>
+      <w:r>
+        <w:rPr>
+          <w:sz w:val="21"/>
+          <w:szCs w:val="21"/>
+        </w:rPr>
+        <w:t xml:space="preserve">Which equation represents: 'Seven less than a number is 18'?</w:t>
+      </w:r>
+    </w:p>
+    <w:p>
+      <w:pPr>
+        <w:spacing w:after="30"/>
+        <w:ind w:left="420"/>
+      </w:pPr>
+      <w:r>
+        <w:rPr>
+          <w:sz w:val="20"/>
+          <w:szCs w:val="20"/>
+        </w:rPr>
+        <w:t xml:space="preserve">A)  n − 7 = 18</w:t>
+      </w:r>
+    </w:p>
+    <w:p>
+      <w:pPr>
+        <w:spacing w:after="30"/>
+        <w:ind w:left="420"/>
+      </w:pPr>
+      <w:r>
+        <w:rPr>
+          <w:sz w:val="20"/>
+          <w:szCs w:val="20"/>
+        </w:rPr>
+        <w:t xml:space="preserve">B)  7 − n = 18</w:t>
+      </w:r>
+    </w:p>
+    <w:p>
+      <w:pPr>
+        <w:spacing w:after="30"/>
+        <w:ind w:left="420"/>
+      </w:pPr>
+      <w:r>
+        <w:rPr>
+          <w:sz w:val="20"/>
+          <w:szCs w:val="20"/>
+        </w:rPr>
+        <w:t xml:space="preserve">C)  n + 7 = 18</w:t>
+      </w:r>
+    </w:p>
+    <w:p>
+      <w:pPr>
+        <w:spacing w:after="30"/>
+        <w:ind w:left="420"/>
+      </w:pPr>
+      <w:r>
+        <w:rPr>
+          <w:sz w:val="20"/>
+          <w:szCs w:val="20"/>
+        </w:rPr>
+        <w:t xml:space="preserve">D)  n / 7 = 18</w:t>
+      </w:r>
+    </w:p>
+    <w:p>
+      <w:pPr>
+        <w:keepNext/>
+        <w:spacing w:after="0" w:before="50"/>
+      </w:pPr>
+      <w:r>
+        <w:rPr>
+          <w:b/>
+          <w:bCs/>
+          <w:color w:val="6B4FA0"/>
+          <w:sz w:val="21"/>
+          <w:szCs w:val="21"/>
+        </w:rPr>
+        <w:t xml:space="preserve">Step 1:</w:t>
+      </w:r>
+    </w:p>
+    <w:p>
+      <w:pPr>
+        <w:pBdr>
+          <w:bottom w:val="single" w:color="AFBECC" w:sz="6"/>
+        </w:pBdr>
+        <w:spacing w:after="30" w:before="150"/>
+      </w:pPr>
+      <w:r>
+        <w:t xml:space="preserve"/>
+      </w:r>
+    </w:p>
+    <w:p>
+      <w:pPr>
+        <w:keepNext/>
+        <w:spacing w:after="0" w:before="50"/>
+      </w:pPr>
+      <w:r>
+        <w:rPr>
+          <w:b/>
+          <w:bCs/>
+          <w:color w:val="6B4FA0"/>
+          <w:sz w:val="21"/>
+          <w:szCs w:val="21"/>
+        </w:rPr>
+        <w:t xml:space="preserve">Step 2:</w:t>
+      </w:r>
+    </w:p>
+    <w:p>
+      <w:pPr>
+        <w:pBdr>
+          <w:bottom w:val="single" w:color="AFBECC" w:sz="6"/>
+        </w:pBdr>
+        <w:spacing w:after="30" w:before="150"/>
+      </w:pPr>
+      <w:r>
+        <w:t xml:space="preserve"/>
+      </w:r>
+    </w:p>
+    <w:p>
+      <w:pPr>
+        <w:keepNext/>
+        <w:spacing w:after="0" w:before="60"/>
+      </w:pPr>
+      <w:r>
+        <w:rPr>
+          <w:b/>
+          <w:bCs/>
+          <w:color w:val="12355B"/>
+          <w:sz w:val="21"/>
+          <w:szCs w:val="21"/>
+        </w:rPr>
+        <w:t xml:space="preserve">Answer:</w:t>
+      </w:r>
+    </w:p>
+    <w:p>
+      <w:pPr>
+        <w:pBdr>
+          <w:bottom w:val="single" w:color="AFBECC" w:sz="6"/>
+        </w:pBdr>
+        <w:spacing w:after="30" w:before="150"/>
+      </w:pPr>
+      <w:r>
+        <w:t xml:space="preserve"/>
+      </w:r>
+    </w:p>
+    <w:p>
+      <w:pPr>
+        <w:spacing w:after="80"/>
+      </w:pPr>
+      <w:r>
+        <w:t xml:space="preserve"/>
+      </w:r>
+    </w:p>
+    <w:tbl>
+      <w:tblPr>
+        <w:tblW w:type="pct" w:w="100%"/>
+        <w:tblBorders>
+          <w:top w:val="single" w:color="BBD0DE" w:sz="8"/>
+          <w:left w:val="single" w:color="BBD0DE" w:sz="8"/>
+          <w:bottom w:val="single" w:color="BBD0DE" w:sz="8"/>
+          <w:right w:val="single" w:color="BBD0DE" w:sz="8"/>
+          <w:insideH w:val="single" w:color="auto" w:sz="4"/>
+          <w:insideV w:val="single" w:color="auto" w:sz="4"/>
+        </w:tblBorders>
+      </w:tblPr>
+      <w:tblGrid>
+        <w:gridCol w:w="100"/>
+      </w:tblGrid>
+      <w:tr>
+        <w:tc>
+          <w:tcPr>
+            <w:shd w:fill="EEF4F8" w:color="auto" w:val="clear"/>
+            <w:tcMar>
+              <w:top w:type="dxa" w:w="120"/>
+              <w:left w:type="dxa" w:w="180"/>
+              <w:bottom w:type="dxa" w:w="120"/>
+              <w:right w:type="dxa" w:w="180"/>
+            </w:tcMar>
+          </w:tcPr>
+          <w:p>
+            <w:pPr>
               <w:spacing w:after="60"/>
             </w:pPr>
             <w:r>
@@ -3131,6 +4384,97 @@
           <w:szCs w:val="19"/>
         </w:rPr>
         <w:t xml:space="preserve">  — 'Divided by 6' means division: n / 6 = 9. Check: 54 / 6 = 9 ✓</w:t>
+      </w:r>
+    </w:p>
+    <w:p>
+      <w:pPr>
+        <w:pStyle w:val="Heading2"/>
+        <w:spacing w:after="80" w:before="180"/>
+      </w:pPr>
+      <w:r>
+        <w:rPr>
+          <w:b/>
+          <w:bCs/>
+          <w:color w:val="12355B"/>
+          <w:sz w:val="24"/>
+          <w:szCs w:val="24"/>
+        </w:rPr>
+        <w:t xml:space="preserve">Math Writing Criteria</w:t>
+      </w:r>
+    </w:p>
+    <w:p>
+      <w:pPr>
+        <w:spacing w:after="100"/>
+      </w:pPr>
+      <w:r>
+        <w:rPr>
+          <w:i/>
+          <w:iCs/>
+          <w:color w:val="5F6F80"/>
+          <w:sz w:val="19"/>
+          <w:szCs w:val="19"/>
+        </w:rPr>
+        <w:t xml:space="preserve">The support level changes the amount of language scaffolding, not the mathematical expectation.</w:t>
+      </w:r>
+    </w:p>
+    <w:p>
+      <w:pPr>
+        <w:spacing w:after="80"/>
+      </w:pPr>
+      <w:r>
+        <w:rPr>
+          <w:sz w:val="20"/>
+          <w:szCs w:val="20"/>
+        </w:rPr>
+        <w:t xml:space="preserve">☐  I answered the question.</w:t>
+      </w:r>
+    </w:p>
+    <w:p>
+      <w:pPr>
+        <w:spacing w:after="80"/>
+      </w:pPr>
+      <w:r>
+        <w:rPr>
+          <w:sz w:val="20"/>
+          <w:szCs w:val="20"/>
+        </w:rPr>
+        <w:t xml:space="preserve">☐  I used math evidence: numbers, an equation, a model, or a comparison.</w:t>
+      </w:r>
+    </w:p>
+    <w:p>
+      <w:pPr>
+        <w:spacing w:after="80"/>
+      </w:pPr>
+      <w:r>
+        <w:rPr>
+          <w:sz w:val="20"/>
+          <w:szCs w:val="20"/>
+        </w:rPr>
+        <w:t xml:space="preserve">☐  I explained how the evidence proves my answer.</w:t>
+      </w:r>
+    </w:p>
+    <w:p>
+      <w:pPr>
+        <w:spacing w:after="80"/>
+      </w:pPr>
+      <w:r>
+        <w:rPr>
+          <w:sz w:val="20"/>
+          <w:szCs w:val="20"/>
+        </w:rPr>
+        <w:t xml:space="preserve">☐  I used at least two math words.</w:t>
+      </w:r>
+    </w:p>
+    <w:p>
+      <w:pPr>
+        <w:spacing w:after="80"/>
+      </w:pPr>
+      <w:r>
+        <w:rPr>
+          <w:sz w:val="20"/>
+          <w:szCs w:val="20"/>
+        </w:rPr>
+        <w:t xml:space="preserve">☐  I reread complete sentences and punctuation.</w:t>
       </w:r>
     </w:p>
     <w:sectPr>
